--- a/Zain_Abbas_Tahir_CV.docx
+++ b/Zain_Abbas_Tahir_CV.docx
@@ -1507,7 +1507,7 @@
                 <w:color w:val="1A1A2E"/>
                 <w:sz w:val="18"/>
               </w:rPr>
-              <w:t>Sales forecasting and demand prediction</w:t>
+              <w:t>Sales forecasting and demand prediction with ML-driven insights</w:t>
             </w:r>
           </w:p>
           <w:p>
@@ -1571,7 +1571,7 @@
                 <w:color w:val="1A1A2E"/>
                 <w:sz w:val="18"/>
               </w:rPr>
-              <w:t>Passwordless auth with facial recognition</w:t>
+              <w:t>Passwordless authentication system using facial recognition and liveness detection</w:t>
             </w:r>
           </w:p>
           <w:p>
@@ -1595,6 +1595,396 @@
                 <w:sz w:val="18"/>
               </w:rPr>
               <w:t>Python, AI/ML, .NET</w:t>
+            </w:r>
+          </w:p>
+        </w:tc>
+      </w:tr>
+      <w:tr>
+        <w:tc>
+          <w:tcPr>
+            <w:tcW w:type="dxa" w:w="4896"/>
+            <w:shd w:val="clear" w:color="auto" w:fill="F8FAFD"/>
+            <w:tcBorders>
+              <w:top w:val="single" w:sz="4" w:color="1e3a5f"/>
+              <w:left w:val="single" w:sz="4" w:color="1e3a5f"/>
+              <w:bottom w:val="single" w:sz="4" w:color="1e3a5f"/>
+              <w:right w:val="single" w:sz="4" w:color="1e3a5f"/>
+            </w:tcBorders>
+          </w:tcPr>
+          <w:p>
+            <w:pPr>
+              <w:spacing w:before="120" w:after="40"/>
+              <w:ind w:left="120"/>
+            </w:pPr>
+            <w:r>
+              <w:rPr>
+                <w:rFonts w:ascii="Calibri" w:hAnsi="Calibri"/>
+                <w:b/>
+                <w:color w:val="1E3A5F"/>
+                <w:sz w:val="20"/>
+              </w:rPr>
+              <w:t>AI Based Compliance Review Platform</w:t>
+            </w:r>
+          </w:p>
+          <w:p>
+            <w:pPr>
+              <w:spacing w:before="0" w:after="40"/>
+              <w:ind w:left="120"/>
+            </w:pPr>
+            <w:r>
+              <w:rPr>
+                <w:rFonts w:ascii="Calibri" w:hAnsi="Calibri"/>
+                <w:color w:val="1A1A2E"/>
+                <w:sz w:val="18"/>
+              </w:rPr>
+              <w:t>Automated compliance document analysis using LLMs; flags regulatory gaps, generates audit reports, and tracks policy adherence across enterprise systems</w:t>
+            </w:r>
+          </w:p>
+          <w:p>
+            <w:pPr>
+              <w:spacing w:before="40" w:after="120"/>
+              <w:ind w:left="120"/>
+            </w:pPr>
+            <w:r>
+              <w:rPr>
+                <w:rFonts w:ascii="Calibri" w:hAnsi="Calibri"/>
+                <w:b/>
+                <w:color w:val="1E3A5F"/>
+                <w:sz w:val="18"/>
+              </w:rPr>
+              <w:t xml:space="preserve">Tech: </w:t>
+            </w:r>
+            <w:r>
+              <w:rPr>
+                <w:rFonts w:ascii="Calibri" w:hAnsi="Calibri"/>
+                <w:color w:val="555555"/>
+                <w:sz w:val="18"/>
+              </w:rPr>
+              <w:t>Azure OpenAI, RAG, LLMs, .NET Core, Angular</w:t>
+            </w:r>
+          </w:p>
+        </w:tc>
+        <w:tc>
+          <w:tcPr>
+            <w:tcW w:type="dxa" w:w="4896"/>
+            <w:shd w:val="clear" w:color="auto" w:fill="F8FAFD"/>
+            <w:tcBorders>
+              <w:top w:val="single" w:sz="4" w:color="1e3a5f"/>
+              <w:left w:val="single" w:sz="4" w:color="1e3a5f"/>
+              <w:bottom w:val="single" w:sz="4" w:color="1e3a5f"/>
+              <w:right w:val="single" w:sz="4" w:color="1e3a5f"/>
+            </w:tcBorders>
+          </w:tcPr>
+          <w:p>
+            <w:pPr>
+              <w:spacing w:before="120" w:after="40"/>
+              <w:ind w:left="120"/>
+            </w:pPr>
+            <w:r>
+              <w:rPr>
+                <w:rFonts w:ascii="Calibri" w:hAnsi="Calibri"/>
+                <w:b/>
+                <w:color w:val="1E3A5F"/>
+                <w:sz w:val="20"/>
+              </w:rPr>
+              <w:t>AI Based Spot Report Generator</w:t>
+            </w:r>
+          </w:p>
+          <w:p>
+            <w:pPr>
+              <w:spacing w:before="0" w:after="40"/>
+              <w:ind w:left="120"/>
+            </w:pPr>
+            <w:r>
+              <w:rPr>
+                <w:rFonts w:ascii="Calibri" w:hAnsi="Calibri"/>
+                <w:color w:val="1A1A2E"/>
+                <w:sz w:val="18"/>
+              </w:rPr>
+              <w:t>Intelligent report generation system that synthesizes operational data into structured spot reports using LLMs, reducing manual effort by 80%</w:t>
+            </w:r>
+          </w:p>
+          <w:p>
+            <w:pPr>
+              <w:spacing w:before="40" w:after="120"/>
+              <w:ind w:left="120"/>
+            </w:pPr>
+            <w:r>
+              <w:rPr>
+                <w:rFonts w:ascii="Calibri" w:hAnsi="Calibri"/>
+                <w:b/>
+                <w:color w:val="1E3A5F"/>
+                <w:sz w:val="18"/>
+              </w:rPr>
+              <w:t xml:space="preserve">Tech: </w:t>
+            </w:r>
+            <w:r>
+              <w:rPr>
+                <w:rFonts w:ascii="Calibri" w:hAnsi="Calibri"/>
+                <w:color w:val="555555"/>
+                <w:sz w:val="18"/>
+              </w:rPr>
+              <w:t>Azure OpenAI, LLMs, .NET Core, Cosmos DB</w:t>
+            </w:r>
+          </w:p>
+        </w:tc>
+      </w:tr>
+      <w:tr>
+        <w:tc>
+          <w:tcPr>
+            <w:tcW w:type="dxa" w:w="4896"/>
+            <w:shd w:val="clear" w:color="auto" w:fill="F8FAFD"/>
+            <w:tcBorders>
+              <w:top w:val="single" w:sz="4" w:color="1e3a5f"/>
+              <w:left w:val="single" w:sz="4" w:color="1e3a5f"/>
+              <w:bottom w:val="single" w:sz="4" w:color="1e3a5f"/>
+              <w:right w:val="single" w:sz="4" w:color="1e3a5f"/>
+            </w:tcBorders>
+          </w:tcPr>
+          <w:p>
+            <w:pPr>
+              <w:spacing w:before="120" w:after="40"/>
+              <w:ind w:left="120"/>
+            </w:pPr>
+            <w:r>
+              <w:rPr>
+                <w:rFonts w:ascii="Calibri" w:hAnsi="Calibri"/>
+                <w:b/>
+                <w:color w:val="1E3A5F"/>
+                <w:sz w:val="20"/>
+              </w:rPr>
+              <w:t>Document Chat Using AI</w:t>
+            </w:r>
+          </w:p>
+          <w:p>
+            <w:pPr>
+              <w:spacing w:before="0" w:after="40"/>
+              <w:ind w:left="120"/>
+            </w:pPr>
+            <w:r>
+              <w:rPr>
+                <w:rFonts w:ascii="Calibri" w:hAnsi="Calibri"/>
+                <w:color w:val="1A1A2E"/>
+                <w:sz w:val="18"/>
+              </w:rPr>
+              <w:t>RAG-powered chat interface allowing users to converse with large document repositories; supports multi-format ingestion and semantic search</w:t>
+            </w:r>
+          </w:p>
+          <w:p>
+            <w:pPr>
+              <w:spacing w:before="40" w:after="120"/>
+              <w:ind w:left="120"/>
+            </w:pPr>
+            <w:r>
+              <w:rPr>
+                <w:rFonts w:ascii="Calibri" w:hAnsi="Calibri"/>
+                <w:b/>
+                <w:color w:val="1E3A5F"/>
+                <w:sz w:val="18"/>
+              </w:rPr>
+              <w:t xml:space="preserve">Tech: </w:t>
+            </w:r>
+            <w:r>
+              <w:rPr>
+                <w:rFonts w:ascii="Calibri" w:hAnsi="Calibri"/>
+                <w:color w:val="555555"/>
+                <w:sz w:val="18"/>
+              </w:rPr>
+              <w:t>RAG, Azure AI Search, Azure OpenAI, .NET Core, Angular</w:t>
+            </w:r>
+          </w:p>
+        </w:tc>
+        <w:tc>
+          <w:tcPr>
+            <w:tcW w:type="dxa" w:w="4896"/>
+            <w:shd w:val="clear" w:color="auto" w:fill="F8FAFD"/>
+            <w:tcBorders>
+              <w:top w:val="single" w:sz="4" w:color="1e3a5f"/>
+              <w:left w:val="single" w:sz="4" w:color="1e3a5f"/>
+              <w:bottom w:val="single" w:sz="4" w:color="1e3a5f"/>
+              <w:right w:val="single" w:sz="4" w:color="1e3a5f"/>
+            </w:tcBorders>
+          </w:tcPr>
+          <w:p>
+            <w:pPr>
+              <w:spacing w:before="120" w:after="40"/>
+              <w:ind w:left="120"/>
+            </w:pPr>
+            <w:r>
+              <w:rPr>
+                <w:rFonts w:ascii="Calibri" w:hAnsi="Calibri"/>
+                <w:b/>
+                <w:color w:val="1E3A5F"/>
+                <w:sz w:val="20"/>
+              </w:rPr>
+              <w:t>Agentic AI – Internal Ecosystem Chatbot</w:t>
+            </w:r>
+          </w:p>
+          <w:p>
+            <w:pPr>
+              <w:spacing w:before="0" w:after="40"/>
+              <w:ind w:left="120"/>
+            </w:pPr>
+            <w:r>
+              <w:rPr>
+                <w:rFonts w:ascii="Calibri" w:hAnsi="Calibri"/>
+                <w:color w:val="1A1A2E"/>
+                <w:sz w:val="18"/>
+              </w:rPr>
+              <w:t>Multi-agent AI system with autonomous task planning, tool orchestration, and workflow automation for internal enterprise products</w:t>
+            </w:r>
+          </w:p>
+          <w:p>
+            <w:pPr>
+              <w:spacing w:before="40" w:after="120"/>
+              <w:ind w:left="120"/>
+            </w:pPr>
+            <w:r>
+              <w:rPr>
+                <w:rFonts w:ascii="Calibri" w:hAnsi="Calibri"/>
+                <w:b/>
+                <w:color w:val="1E3A5F"/>
+                <w:sz w:val="18"/>
+              </w:rPr>
+              <w:t xml:space="preserve">Tech: </w:t>
+            </w:r>
+            <w:r>
+              <w:rPr>
+                <w:rFonts w:ascii="Calibri" w:hAnsi="Calibri"/>
+                <w:color w:val="555555"/>
+                <w:sz w:val="18"/>
+              </w:rPr>
+              <w:t>Agentic AI, Copilot Studio, Azure OpenAI, .NET Core, Microservices</w:t>
+            </w:r>
+          </w:p>
+        </w:tc>
+      </w:tr>
+      <w:tr>
+        <w:tc>
+          <w:tcPr>
+            <w:tcW w:type="dxa" w:w="4896"/>
+            <w:shd w:val="clear" w:color="auto" w:fill="F8FAFD"/>
+            <w:tcBorders>
+              <w:top w:val="single" w:sz="4" w:color="1e3a5f"/>
+              <w:left w:val="single" w:sz="4" w:color="1e3a5f"/>
+              <w:bottom w:val="single" w:sz="4" w:color="1e3a5f"/>
+              <w:right w:val="single" w:sz="4" w:color="1e3a5f"/>
+            </w:tcBorders>
+          </w:tcPr>
+          <w:p>
+            <w:pPr>
+              <w:spacing w:before="120" w:after="40"/>
+              <w:ind w:left="120"/>
+            </w:pPr>
+            <w:r>
+              <w:rPr>
+                <w:rFonts w:ascii="Calibri" w:hAnsi="Calibri"/>
+                <w:b/>
+                <w:color w:val="1E3A5F"/>
+                <w:sz w:val="20"/>
+              </w:rPr>
+              <w:t>AI Based Performance Optimization</w:t>
+            </w:r>
+          </w:p>
+          <w:p>
+            <w:pPr>
+              <w:spacing w:before="0" w:after="40"/>
+              <w:ind w:left="120"/>
+            </w:pPr>
+            <w:r>
+              <w:rPr>
+                <w:rFonts w:ascii="Calibri" w:hAnsi="Calibri"/>
+                <w:color w:val="1A1A2E"/>
+                <w:sz w:val="18"/>
+              </w:rPr>
+              <w:t>ML-driven platform that continuously monitors application metrics, auto-detects bottlenecks, and recommends or applies performance improvements</w:t>
+            </w:r>
+          </w:p>
+          <w:p>
+            <w:pPr>
+              <w:spacing w:before="40" w:after="120"/>
+              <w:ind w:left="120"/>
+            </w:pPr>
+            <w:r>
+              <w:rPr>
+                <w:rFonts w:ascii="Calibri" w:hAnsi="Calibri"/>
+                <w:b/>
+                <w:color w:val="1E3A5F"/>
+                <w:sz w:val="18"/>
+              </w:rPr>
+              <w:t xml:space="preserve">Tech: </w:t>
+            </w:r>
+            <w:r>
+              <w:rPr>
+                <w:rFonts w:ascii="Calibri" w:hAnsi="Calibri"/>
+                <w:color w:val="555555"/>
+                <w:sz w:val="18"/>
+              </w:rPr>
+              <w:t>Azure ML, Application Insights, .NET Core, Power BI</w:t>
+            </w:r>
+          </w:p>
+        </w:tc>
+        <w:tc>
+          <w:tcPr>
+            <w:tcW w:type="dxa" w:w="4896"/>
+            <w:shd w:val="clear" w:color="auto" w:fill="F8FAFD"/>
+            <w:tcBorders>
+              <w:top w:val="single" w:sz="4" w:color="1e3a5f"/>
+              <w:left w:val="single" w:sz="4" w:color="1e3a5f"/>
+              <w:bottom w:val="single" w:sz="4" w:color="1e3a5f"/>
+              <w:right w:val="single" w:sz="4" w:color="1e3a5f"/>
+            </w:tcBorders>
+          </w:tcPr>
+          <w:p>
+            <w:pPr>
+              <w:spacing w:before="120" w:after="40"/>
+              <w:ind w:left="120"/>
+            </w:pPr>
+            <w:r>
+              <w:rPr>
+                <w:rFonts w:ascii="Calibri" w:hAnsi="Calibri"/>
+                <w:b/>
+                <w:color w:val="1E3A5F"/>
+                <w:sz w:val="20"/>
+              </w:rPr>
+              <w:t>AI Sales &amp; Lead Generator</w:t>
+            </w:r>
+          </w:p>
+          <w:p>
+            <w:pPr>
+              <w:spacing w:before="0" w:after="40"/>
+              <w:ind w:left="120"/>
+            </w:pPr>
+            <w:r>
+              <w:rPr>
+                <w:rFonts w:ascii="Calibri" w:hAnsi="Calibri"/>
+                <w:color w:val="1A1A2E"/>
+                <w:sz w:val="18"/>
+              </w:rPr>
+              <w:t>End-to-end AI sales pipeline: prospect scoring, personalized outreach generation, lead qualification, and CRM integration via intelligent agents</w:t>
+            </w:r>
+          </w:p>
+          <w:p>
+            <w:pPr>
+              <w:spacing w:before="40" w:after="120"/>
+              <w:ind w:left="120"/>
+            </w:pPr>
+            <w:r>
+              <w:rPr>
+                <w:rFonts w:ascii="Calibri" w:hAnsi="Calibri"/>
+                <w:b/>
+                <w:color w:val="1E3A5F"/>
+                <w:sz w:val="18"/>
+              </w:rPr>
+              <w:t xml:space="preserve">Tech: </w:t>
+            </w:r>
+            <w:r>
+              <w:rPr>
+                <w:rFonts w:ascii="Calibri" w:hAnsi="Calibri"/>
+                <w:color w:val="555555"/>
+                <w:sz w:val="18"/>
+              </w:rPr>
+              <w:t>Azure OpenAI, LLMs, CRM APIs, .NET Core, Angular</w:t>
             </w:r>
           </w:p>
         </w:tc>
